--- a/public/storage/formatos/informefinal.docx
+++ b/public/storage/formatos/informefinal.docx
@@ -66,6 +66,81 @@
                 <w:szCs w:val="20"/>
               </w:rPr>
             </w:pPr>
+            <w:r>
+              <w:rPr>
+                <w:noProof/>
+              </w:rPr>
+              <w:drawing>
+                <wp:anchor distT="0" distB="0" distL="114300" distR="114300" simplePos="0" relativeHeight="251672576" behindDoc="0" locked="0" layoutInCell="1" allowOverlap="1" wp14:anchorId="46D33C49" wp14:editId="09E67486">
+                  <wp:simplePos x="0" y="0"/>
+                  <wp:positionH relativeFrom="column">
+                    <wp:posOffset>29210</wp:posOffset>
+                  </wp:positionH>
+                  <wp:positionV relativeFrom="paragraph">
+                    <wp:posOffset>262255</wp:posOffset>
+                  </wp:positionV>
+                  <wp:extent cx="910590" cy="466725"/>
+                  <wp:effectExtent l="0" t="0" r="3810" b="9525"/>
+                  <wp:wrapThrough wrapText="bothSides">
+                    <wp:wrapPolygon edited="0">
+                      <wp:start x="8134" y="0"/>
+                      <wp:lineTo x="0" y="14106"/>
+                      <wp:lineTo x="0" y="21159"/>
+                      <wp:lineTo x="7230" y="21159"/>
+                      <wp:lineTo x="9490" y="21159"/>
+                      <wp:lineTo x="21238" y="21159"/>
+                      <wp:lineTo x="21238" y="14988"/>
+                      <wp:lineTo x="20335" y="14106"/>
+                      <wp:lineTo x="13105" y="0"/>
+                      <wp:lineTo x="8134" y="0"/>
+                    </wp:wrapPolygon>
+                  </wp:wrapThrough>
+                  <wp:docPr id="1234093371" name="Imagen 1"/>
+                  <wp:cNvGraphicFramePr>
+                    <a:graphicFrameLocks xmlns:a="http://schemas.openxmlformats.org/drawingml/2006/main" noChangeAspect="1"/>
+                  </wp:cNvGraphicFramePr>
+                  <a:graphic xmlns:a="http://schemas.openxmlformats.org/drawingml/2006/main">
+                    <a:graphicData uri="http://schemas.openxmlformats.org/drawingml/2006/picture">
+                      <pic:pic xmlns:pic="http://schemas.openxmlformats.org/drawingml/2006/picture">
+                        <pic:nvPicPr>
+                          <pic:cNvPr id="1234093371" name="Imagen 1"/>
+                          <pic:cNvPicPr>
+                            <a:picLocks noChangeAspect="1"/>
+                          </pic:cNvPicPr>
+                        </pic:nvPicPr>
+                        <pic:blipFill>
+                          <a:blip r:embed="rId9">
+                            <a:extLst>
+                              <a:ext uri="{28A0092B-C50C-407E-A947-70E740481C1C}">
+                                <a14:useLocalDpi xmlns:a14="http://schemas.microsoft.com/office/drawing/2010/main" val="0"/>
+                              </a:ext>
+                            </a:extLst>
+                          </a:blip>
+                          <a:stretch>
+                            <a:fillRect/>
+                          </a:stretch>
+                        </pic:blipFill>
+                        <pic:spPr>
+                          <a:xfrm>
+                            <a:off x="0" y="0"/>
+                            <a:ext cx="910590" cy="466725"/>
+                          </a:xfrm>
+                          <a:prstGeom prst="rect">
+                            <a:avLst/>
+                          </a:prstGeom>
+                        </pic:spPr>
+                      </pic:pic>
+                    </a:graphicData>
+                  </a:graphic>
+                  <wp14:sizeRelH relativeFrom="margin">
+                    <wp14:pctWidth>0</wp14:pctWidth>
+                  </wp14:sizeRelH>
+                  <wp14:sizeRelV relativeFrom="margin">
+                    <wp14:pctHeight>0</wp14:pctHeight>
+                  </wp14:sizeRelV>
+                </wp:anchor>
+              </w:drawing>
+            </w:r>
           </w:p>
           <w:p>
             <w:pPr>
@@ -701,7 +776,7 @@
               </wp:anchor>
             </w:drawing>
           </mc:Choice>
-          <mc:Fallback xmlns:sl="http://schemas.openxmlformats.org/schemaLibrary/2006/main" xmlns:a="http://schemas.openxmlformats.org/drawingml/2006/main" xmlns:pic="http://schemas.openxmlformats.org/drawingml/2006/picture" xmlns:c="http://schemas.openxmlformats.org/drawingml/2006/chart" xmlns:lc="http://schemas.openxmlformats.org/drawingml/2006/lockedCanvas" xmlns:dgm="http://schemas.openxmlformats.org/drawingml/2006/diagram" xmlns="http://schemas.microsoft.com/office/tasks/2019/documenttasks" xmlns:cr="http://schemas.microsoft.com/office/comments/2020/reactions">
+          <mc:Fallback xmlns:cr="http://schemas.microsoft.com/office/comments/2020/reactions" xmlns="http://schemas.microsoft.com/office/tasks/2019/documenttasks" xmlns:dgm="http://schemas.openxmlformats.org/drawingml/2006/diagram" xmlns:lc="http://schemas.openxmlformats.org/drawingml/2006/lockedCanvas" xmlns:c="http://schemas.openxmlformats.org/drawingml/2006/chart" xmlns:pic="http://schemas.openxmlformats.org/drawingml/2006/picture" xmlns:a="http://schemas.openxmlformats.org/drawingml/2006/main" xmlns:sl="http://schemas.openxmlformats.org/schemaLibrary/2006/main">
             <w:drawing>
               <wp:anchor allowOverlap="1" behindDoc="0" distB="0" distT="0" distL="0" distR="0" hidden="0" layoutInCell="1" locked="0" relativeHeight="0" simplePos="0">
                 <wp:simplePos x="0" y="0"/>
@@ -723,7 +798,7 @@
                         <pic:cNvPicPr preferRelativeResize="0"/>
                       </pic:nvPicPr>
                       <pic:blipFill>
-                        <a:blip r:embed="rId9"/>
+                        <a:blip r:embed="rId10"/>
                         <a:srcRect/>
                         <a:stretch>
                           <a:fillRect/>
@@ -2592,7 +2667,7 @@
           <w:color w:val="000000"/>
         </w:rPr>
         <w:sectPr>
-          <w:footerReference w:type="default" r:id="rId10"/>
+          <w:footerReference w:type="default" r:id="rId11"/>
           <w:pgSz w:w="11910" w:h="16850"/>
           <w:pgMar w:top="260" w:right="1133" w:bottom="560" w:left="1275" w:header="0" w:footer="373" w:gutter="0"/>
           <w:pgNumType w:start="1"/>
@@ -2658,6 +2733,75 @@
                 <w:szCs w:val="20"/>
               </w:rPr>
             </w:pPr>
+            <w:r>
+              <w:rPr>
+                <w:noProof/>
+              </w:rPr>
+              <w:lastRenderedPageBreak/>
+              <w:drawing>
+                <wp:anchor distT="0" distB="0" distL="114300" distR="114300" simplePos="0" relativeHeight="251673600" behindDoc="0" locked="0" layoutInCell="1" allowOverlap="1" wp14:anchorId="4F0AA68B" wp14:editId="01977DC4">
+                  <wp:simplePos x="0" y="0"/>
+                  <wp:positionH relativeFrom="column">
+                    <wp:posOffset>47625</wp:posOffset>
+                  </wp:positionH>
+                  <wp:positionV relativeFrom="paragraph">
+                    <wp:posOffset>200025</wp:posOffset>
+                  </wp:positionV>
+                  <wp:extent cx="895350" cy="458701"/>
+                  <wp:effectExtent l="0" t="0" r="0" b="0"/>
+                  <wp:wrapThrough wrapText="bothSides">
+                    <wp:wrapPolygon edited="0">
+                      <wp:start x="8272" y="0"/>
+                      <wp:lineTo x="0" y="13463"/>
+                      <wp:lineTo x="0" y="20643"/>
+                      <wp:lineTo x="6894" y="20643"/>
+                      <wp:lineTo x="9191" y="20643"/>
+                      <wp:lineTo x="21140" y="20643"/>
+                      <wp:lineTo x="21140" y="14360"/>
+                      <wp:lineTo x="12868" y="0"/>
+                      <wp:lineTo x="8272" y="0"/>
+                    </wp:wrapPolygon>
+                  </wp:wrapThrough>
+                  <wp:docPr id="1347447133" name="Imagen 1"/>
+                  <wp:cNvGraphicFramePr>
+                    <a:graphicFrameLocks xmlns:a="http://schemas.openxmlformats.org/drawingml/2006/main" noChangeAspect="1"/>
+                  </wp:cNvGraphicFramePr>
+                  <a:graphic xmlns:a="http://schemas.openxmlformats.org/drawingml/2006/main">
+                    <a:graphicData uri="http://schemas.openxmlformats.org/drawingml/2006/picture">
+                      <pic:pic xmlns:pic="http://schemas.openxmlformats.org/drawingml/2006/picture">
+                        <pic:nvPicPr>
+                          <pic:cNvPr id="1234093371" name="Imagen 1"/>
+                          <pic:cNvPicPr>
+                            <a:picLocks noChangeAspect="1"/>
+                          </pic:cNvPicPr>
+                        </pic:nvPicPr>
+                        <pic:blipFill>
+                          <a:blip r:embed="rId9">
+                            <a:extLst>
+                              <a:ext uri="{28A0092B-C50C-407E-A947-70E740481C1C}">
+                                <a14:useLocalDpi xmlns:a14="http://schemas.microsoft.com/office/drawing/2010/main" val="0"/>
+                              </a:ext>
+                            </a:extLst>
+                          </a:blip>
+                          <a:stretch>
+                            <a:fillRect/>
+                          </a:stretch>
+                        </pic:blipFill>
+                        <pic:spPr>
+                          <a:xfrm>
+                            <a:off x="0" y="0"/>
+                            <a:ext cx="895350" cy="458701"/>
+                          </a:xfrm>
+                          <a:prstGeom prst="rect">
+                            <a:avLst/>
+                          </a:prstGeom>
+                        </pic:spPr>
+                      </pic:pic>
+                    </a:graphicData>
+                  </a:graphic>
+                </wp:anchor>
+              </w:drawing>
+            </w:r>
           </w:p>
           <w:p>
             <w:pPr>
@@ -2669,7 +2813,7 @@
                 <w:between w:val="nil"/>
               </w:pBdr>
               <w:ind w:right="-87"/>
-              <w:jc w:val="right"/>
+              <w:jc w:val="center"/>
               <w:rPr>
                 <w:rFonts w:ascii="Arial" w:eastAsia="Arial" w:hAnsi="Arial" w:cs="Arial"/>
                 <w:b/>
@@ -2678,6 +2822,16 @@
                 <w:szCs w:val="20"/>
               </w:rPr>
             </w:pPr>
+            <w:r>
+              <w:rPr>
+                <w:rFonts w:ascii="Arial" w:eastAsia="Arial" w:hAnsi="Arial" w:cs="Arial"/>
+                <w:b/>
+                <w:color w:val="000000"/>
+                <w:sz w:val="20"/>
+                <w:szCs w:val="20"/>
+              </w:rPr>
+              <w:t xml:space="preserve">           </w:t>
+            </w:r>
             <w:r>
               <w:rPr>
                 <w:rFonts w:ascii="Arial" w:eastAsia="Arial" w:hAnsi="Arial" w:cs="Arial"/>
@@ -5194,6 +5348,80 @@
                 <w:szCs w:val="20"/>
               </w:rPr>
             </w:pPr>
+            <w:r>
+              <w:rPr>
+                <w:noProof/>
+              </w:rPr>
+              <w:drawing>
+                <wp:anchor distT="0" distB="0" distL="114300" distR="114300" simplePos="0" relativeHeight="251674624" behindDoc="0" locked="0" layoutInCell="1" allowOverlap="1" wp14:anchorId="00C2FADC" wp14:editId="45CDB658">
+                  <wp:simplePos x="0" y="0"/>
+                  <wp:positionH relativeFrom="column">
+                    <wp:posOffset>38735</wp:posOffset>
+                  </wp:positionH>
+                  <wp:positionV relativeFrom="paragraph">
+                    <wp:posOffset>196215</wp:posOffset>
+                  </wp:positionV>
+                  <wp:extent cx="892175" cy="457200"/>
+                  <wp:effectExtent l="0" t="0" r="3175" b="0"/>
+                  <wp:wrapThrough wrapText="bothSides">
+                    <wp:wrapPolygon edited="0">
+                      <wp:start x="8302" y="0"/>
+                      <wp:lineTo x="0" y="13500"/>
+                      <wp:lineTo x="0" y="20700"/>
+                      <wp:lineTo x="6918" y="20700"/>
+                      <wp:lineTo x="9224" y="20700"/>
+                      <wp:lineTo x="21216" y="20700"/>
+                      <wp:lineTo x="21216" y="14400"/>
+                      <wp:lineTo x="12914" y="0"/>
+                      <wp:lineTo x="8302" y="0"/>
+                    </wp:wrapPolygon>
+                  </wp:wrapThrough>
+                  <wp:docPr id="943473748" name="Imagen 1"/>
+                  <wp:cNvGraphicFramePr>
+                    <a:graphicFrameLocks xmlns:a="http://schemas.openxmlformats.org/drawingml/2006/main" noChangeAspect="1"/>
+                  </wp:cNvGraphicFramePr>
+                  <a:graphic xmlns:a="http://schemas.openxmlformats.org/drawingml/2006/main">
+                    <a:graphicData uri="http://schemas.openxmlformats.org/drawingml/2006/picture">
+                      <pic:pic xmlns:pic="http://schemas.openxmlformats.org/drawingml/2006/picture">
+                        <pic:nvPicPr>
+                          <pic:cNvPr id="1234093371" name="Imagen 1"/>
+                          <pic:cNvPicPr>
+                            <a:picLocks noChangeAspect="1"/>
+                          </pic:cNvPicPr>
+                        </pic:nvPicPr>
+                        <pic:blipFill>
+                          <a:blip r:embed="rId9">
+                            <a:extLst>
+                              <a:ext uri="{28A0092B-C50C-407E-A947-70E740481C1C}">
+                                <a14:useLocalDpi xmlns:a14="http://schemas.microsoft.com/office/drawing/2010/main" val="0"/>
+                              </a:ext>
+                            </a:extLst>
+                          </a:blip>
+                          <a:stretch>
+                            <a:fillRect/>
+                          </a:stretch>
+                        </pic:blipFill>
+                        <pic:spPr>
+                          <a:xfrm>
+                            <a:off x="0" y="0"/>
+                            <a:ext cx="892175" cy="457200"/>
+                          </a:xfrm>
+                          <a:prstGeom prst="rect">
+                            <a:avLst/>
+                          </a:prstGeom>
+                        </pic:spPr>
+                      </pic:pic>
+                    </a:graphicData>
+                  </a:graphic>
+                  <wp14:sizeRelH relativeFrom="margin">
+                    <wp14:pctWidth>0</wp14:pctWidth>
+                  </wp14:sizeRelH>
+                  <wp14:sizeRelV relativeFrom="margin">
+                    <wp14:pctHeight>0</wp14:pctHeight>
+                  </wp14:sizeRelV>
+                </wp:anchor>
+              </w:drawing>
+            </w:r>
           </w:p>
           <w:p>
             <w:pPr>
@@ -5827,7 +6055,7 @@
               </wp:anchor>
             </w:drawing>
           </mc:Choice>
-          <mc:Fallback xmlns:sl="http://schemas.openxmlformats.org/schemaLibrary/2006/main" xmlns:a="http://schemas.openxmlformats.org/drawingml/2006/main" xmlns:pic="http://schemas.openxmlformats.org/drawingml/2006/picture" xmlns:c="http://schemas.openxmlformats.org/drawingml/2006/chart" xmlns:lc="http://schemas.openxmlformats.org/drawingml/2006/lockedCanvas" xmlns:dgm="http://schemas.openxmlformats.org/drawingml/2006/diagram" xmlns="http://schemas.microsoft.com/office/tasks/2019/documenttasks" xmlns:cr="http://schemas.microsoft.com/office/comments/2020/reactions">
+          <mc:Fallback xmlns:cr="http://schemas.microsoft.com/office/comments/2020/reactions" xmlns="http://schemas.microsoft.com/office/tasks/2019/documenttasks" xmlns:dgm="http://schemas.openxmlformats.org/drawingml/2006/diagram" xmlns:lc="http://schemas.openxmlformats.org/drawingml/2006/lockedCanvas" xmlns:c="http://schemas.openxmlformats.org/drawingml/2006/chart" xmlns:pic="http://schemas.openxmlformats.org/drawingml/2006/picture" xmlns:a="http://schemas.openxmlformats.org/drawingml/2006/main" xmlns:sl="http://schemas.openxmlformats.org/schemaLibrary/2006/main">
             <w:drawing>
               <wp:anchor allowOverlap="1" behindDoc="0" distB="0" distT="0" distL="0" distR="0" hidden="0" layoutInCell="1" locked="0" relativeHeight="0" simplePos="0">
                 <wp:simplePos x="0" y="0"/>
@@ -5849,7 +6077,7 @@
                         <pic:cNvPicPr preferRelativeResize="0"/>
                       </pic:nvPicPr>
                       <pic:blipFill>
-                        <a:blip r:embed="rId9"/>
+                        <a:blip r:embed="rId10"/>
                         <a:srcRect/>
                         <a:stretch>
                           <a:fillRect/>
@@ -6714,7 +6942,7 @@
             </wp:anchor>
           </w:drawing>
         </mc:Choice>
-        <mc:Fallback xmlns:sl="http://schemas.openxmlformats.org/schemaLibrary/2006/main" xmlns:a="http://schemas.openxmlformats.org/drawingml/2006/main" xmlns:pic="http://schemas.openxmlformats.org/drawingml/2006/picture" xmlns:c="http://schemas.openxmlformats.org/drawingml/2006/chart" xmlns:lc="http://schemas.openxmlformats.org/drawingml/2006/lockedCanvas" xmlns:dgm="http://schemas.openxmlformats.org/drawingml/2006/diagram" xmlns="http://schemas.microsoft.com/office/tasks/2019/documenttasks" xmlns:cr="http://schemas.microsoft.com/office/comments/2020/reactions">
+        <mc:Fallback xmlns:cr="http://schemas.microsoft.com/office/comments/2020/reactions" xmlns="http://schemas.microsoft.com/office/tasks/2019/documenttasks" xmlns:dgm="http://schemas.openxmlformats.org/drawingml/2006/diagram" xmlns:lc="http://schemas.openxmlformats.org/drawingml/2006/lockedCanvas" xmlns:c="http://schemas.openxmlformats.org/drawingml/2006/chart" xmlns:pic="http://schemas.openxmlformats.org/drawingml/2006/picture" xmlns:a="http://schemas.openxmlformats.org/drawingml/2006/main" xmlns:sl="http://schemas.openxmlformats.org/schemaLibrary/2006/main">
           <w:drawing>
             <wp:anchor allowOverlap="1" behindDoc="1" distB="0" distT="0" distL="0" distR="0" hidden="0" layoutInCell="1" locked="0" relativeHeight="0" simplePos="0">
               <wp:simplePos x="0" y="0"/>
